--- a/docs/sample-requirements/01-hello-web.docx
+++ b/docs/sample-requirements/01-hello-web.docx
@@ -16,6 +16,10 @@
         <w:spacing w:after="120"/>
       </w:pPr>
       <w:r>
+        <w:rPr>
+          <w:i w:val="false"/>
+          <w:iCs w:val="false"/>
+        </w:rPr>
         <w:t xml:space="preserve">A minimal, known-good requirement. One stateless web tier, exposed with TLS. Use this first: it proves the whole pipeline — extract → generate → dry-run → deploy → verification pyramid → a URL that answers — in about a minute.</w:t>
       </w:r>
     </w:p>
@@ -507,6 +511,10 @@
         <w:spacing w:after="120"/>
       </w:pPr>
       <w:r>
+        <w:rPr>
+          <w:i w:val="false"/>
+          <w:iCs w:val="false"/>
+        </w:rPr>
         <w:t xml:space="preserve">The image is nginx-unprivileged: it listens on 8080 and runs as whatever UID OpenShift assigns, so it works under the restricted SCC without any grants. Stock nginx binds port 80 as root and crash-loops on OpenShift — do not swap it in.</w:t>
       </w:r>
     </w:p>
@@ -2212,6 +2220,10 @@
         <w:spacing w:after="120"/>
       </w:pPr>
       <w:r>
+        <w:rPr>
+          <w:i w:val="false"/>
+          <w:iCs w:val="false"/>
+        </w:rPr>
         <w:t xml:space="preserve">- Rollout does not complete within 3 minutes - The route probe does not return HTTP 200</w:t>
       </w:r>
     </w:p>
@@ -2229,6 +2241,10 @@
         <w:spacing w:after="120"/>
       </w:pPr>
       <w:r>
+        <w:rPr>
+          <w:i w:val="false"/>
+          <w:iCs w:val="false"/>
+        </w:rPr>
         <w:t xml:space="preserve">Every verification level green. The access panel shows the route URL with a green dot and an HTTP 200 in a few hundred milliseconds; "Open application" shows the nginx welcome page.</w:t>
       </w:r>
     </w:p>
